--- a/public/labs/pmzi/Критерії_оцінювання_ПМЗІ.docx
+++ b/public/labs/pmzi/Критерії_оцінювання_ПМЗІ.docx
@@ -514,8 +514,8 @@
       <w:tblPr>
         <w:tblStyle w:val="Table"/>
         <w:tblW w:type="dxa" w:w="9637"/>
+        <w:tblLayout w:type="fixed"/>
         <w:tblLook w:firstRow="1" w:lastRow="0" w:firstColumn="0" w:lastColumn="0" w:noHBand="0" w:noVBand="0" w:val="0020"/>
-        <w:tblLayout w:type="fixed"/>
       </w:tblPr>
       <w:tblGrid>
         <w:gridCol w:w="4819"/>
@@ -530,6 +530,7 @@
           <w:p>
             <w:pPr>
               <w:pStyle w:val="Compact"/>
+              <w:spacing w:before="0" w:after="0" w:line="240" w:lineRule="auto"/>
             </w:pPr>
             <w:r>
               <w:t xml:space="preserve">Правильних відповідей</w:t>
@@ -541,6 +542,7 @@
           <w:p>
             <w:pPr>
               <w:pStyle w:val="Compact"/>
+              <w:spacing w:before="0" w:after="0" w:line="240" w:lineRule="auto"/>
             </w:pPr>
             <w:r>
               <w:t xml:space="preserve">Оцінка</w:t>
@@ -554,6 +556,7 @@
           <w:p>
             <w:pPr>
               <w:pStyle w:val="Compact"/>
+              <w:spacing w:before="0" w:after="0" w:line="240" w:lineRule="auto"/>
             </w:pPr>
             <w:r>
               <w:t xml:space="preserve">10-9</w:t>
@@ -565,6 +568,7 @@
           <w:p>
             <w:pPr>
               <w:pStyle w:val="Compact"/>
+              <w:spacing w:before="0" w:after="0" w:line="240" w:lineRule="auto"/>
             </w:pPr>
             <w:r>
               <w:t xml:space="preserve">5 (відмінно)</w:t>
@@ -578,6 +582,7 @@
           <w:p>
             <w:pPr>
               <w:pStyle w:val="Compact"/>
+              <w:spacing w:before="0" w:after="0" w:line="240" w:lineRule="auto"/>
             </w:pPr>
             <w:r>
               <w:t xml:space="preserve">8-7</w:t>
@@ -589,6 +594,7 @@
           <w:p>
             <w:pPr>
               <w:pStyle w:val="Compact"/>
+              <w:spacing w:before="0" w:after="0" w:line="240" w:lineRule="auto"/>
             </w:pPr>
             <w:r>
               <w:t xml:space="preserve">4 (добре)</w:t>
@@ -602,6 +608,7 @@
           <w:p>
             <w:pPr>
               <w:pStyle w:val="Compact"/>
+              <w:spacing w:before="0" w:after="0" w:line="240" w:lineRule="auto"/>
             </w:pPr>
             <w:r>
               <w:t xml:space="preserve">6-5</w:t>
@@ -613,6 +620,7 @@
           <w:p>
             <w:pPr>
               <w:pStyle w:val="Compact"/>
+              <w:spacing w:before="0" w:after="0" w:line="240" w:lineRule="auto"/>
             </w:pPr>
             <w:r>
               <w:t xml:space="preserve">3 (задовільно)</w:t>
@@ -626,6 +634,7 @@
           <w:p>
             <w:pPr>
               <w:pStyle w:val="Compact"/>
+              <w:spacing w:before="0" w:after="0" w:line="240" w:lineRule="auto"/>
             </w:pPr>
             <w:r>
               <w:t xml:space="preserve">4 і менше</w:t>
@@ -637,6 +646,7 @@
           <w:p>
             <w:pPr>
               <w:pStyle w:val="Compact"/>
+              <w:spacing w:before="0" w:after="0" w:line="240" w:lineRule="auto"/>
             </w:pPr>
             <w:r>
               <w:t xml:space="preserve">робота не зарахована</w:t>
@@ -694,7 +704,7 @@
     <w:multiLevelType w:val="multilevel"/>
     <w:lvl w:ilvl="0">
       <w:numFmt w:val="bullet"/>
-      <w:lvlText w:val="–"/>
+      <w:lvlText w:val=" "/>
       <w:lvlJc w:val="left"/>
       <w:pPr>
         <w:ind w:left="1134" w:hanging="425"/>
@@ -702,7 +712,7 @@
     </w:lvl>
     <w:lvl w:ilvl="1">
       <w:numFmt w:val="bullet"/>
-      <w:lvlText w:val="–"/>
+      <w:lvlText w:val=" "/>
       <w:lvlJc w:val="left"/>
       <w:pPr>
         <w:ind w:left="1701" w:hanging="425"/>
@@ -710,7 +720,7 @@
     </w:lvl>
     <w:lvl w:ilvl="2">
       <w:numFmt w:val="bullet"/>
-      <w:lvlText w:val="–"/>
+      <w:lvlText w:val=" "/>
       <w:lvlJc w:val="left"/>
       <w:pPr>
         <w:ind w:left="2268" w:hanging="425"/>
@@ -718,7 +728,7 @@
     </w:lvl>
     <w:lvl w:ilvl="3">
       <w:numFmt w:val="bullet"/>
-      <w:lvlText w:val="–"/>
+      <w:lvlText w:val=" "/>
       <w:lvlJc w:val="left"/>
       <w:pPr>
         <w:ind w:left="2835" w:hanging="425"/>
@@ -726,7 +736,7 @@
     </w:lvl>
     <w:lvl w:ilvl="4">
       <w:numFmt w:val="bullet"/>
-      <w:lvlText w:val="–"/>
+      <w:lvlText w:val=" "/>
       <w:lvlJc w:val="left"/>
       <w:pPr>
         <w:ind w:left="3402" w:hanging="425"/>
@@ -734,7 +744,7 @@
     </w:lvl>
     <w:lvl w:ilvl="5">
       <w:numFmt w:val="bullet"/>
-      <w:lvlText w:val="–"/>
+      <w:lvlText w:val=" "/>
       <w:lvlJc w:val="left"/>
       <w:pPr>
         <w:ind w:left="3969" w:hanging="425"/>
@@ -742,7 +752,7 @@
     </w:lvl>
     <w:lvl w:ilvl="6">
       <w:numFmt w:val="bullet"/>
-      <w:lvlText w:val="–"/>
+      <w:lvlText w:val=" "/>
       <w:lvlJc w:val="left"/>
       <w:pPr>
         <w:ind w:left="4536" w:hanging="425"/>
@@ -750,7 +760,7 @@
     </w:lvl>
     <w:lvl w:ilvl="7">
       <w:numFmt w:val="bullet"/>
-      <w:lvlText w:val="–"/>
+      <w:lvlText w:val=" "/>
       <w:lvlJc w:val="left"/>
       <w:pPr>
         <w:ind w:left="5103" w:hanging="425"/>
@@ -758,7 +768,7 @@
     </w:lvl>
     <w:lvl w:ilvl="8">
       <w:numFmt w:val="bullet"/>
-      <w:lvlText w:val="–"/>
+      <w:lvlText w:val=" "/>
       <w:lvlJc w:val="left"/>
       <w:pPr>
         <w:ind w:left="5670" w:hanging="425"/>
@@ -1600,6 +1610,31 @@
         <w:right w:type="dxa" w:w="113"/>
       </w:tblCellMar>
     </w:tblPr>
+  </w:style>
+  <w:style w:customStyle="1" w:styleId="Conclusion" w:type="paragraph">
+    <w:name w:val="Conclusion"/>
+    <w:basedOn w:val="BodyText"/>
+    <w:next w:val="BodyText"/>
+    <w:qFormat/>
+    <w:pPr>
+      <w:keepNext/>
+      <w:spacing w:after="0" w:before="240" w:line="312" w:lineRule="auto"/>
+    </w:pPr>
+  </w:style>
+  <w:style w:styleId="Header" w:type="paragraph">
+    <w:name w:val="header"/>
+    <w:basedOn w:val="Normal"/>
+    <w:qFormat/>
+    <w:pPr>
+      <w:spacing w:after="0" w:before="0" w:line="240" w:lineRule="auto"/>
+      <w:ind w:firstLine="0"/>
+      <w:jc w:val="right"/>
+    </w:pPr>
+    <w:rPr>
+      <w:rFonts w:ascii="Times New Roman" w:cs="Times New Roman" w:eastAsia="Times New Roman" w:hAnsi="Times New Roman"/>
+      <w:sz w:val="28"/>
+      <w:szCs w:val="28"/>
+    </w:rPr>
   </w:style>
 </w:styles>
 </file>
